--- a/egzamin.docx
+++ b/egzamin.docx
@@ -4,11 +4,39 @@
   <w:body>
     <w:p>
       <w:r>
-        <w:t>-</w:t>
+        <w:t xml:space="preserve">Link do repozytorium: </w:t>
       </w:r>
+      <w:hyperlink r:id="rId8" w:history="1">
+        <w:proofErr w:type="spellStart"/>
+        <w:r>
+          <w:rPr>
+            <w:rStyle w:val="Hipercze"/>
+          </w:rPr>
+          <w:t>Szagg</w:t>
+        </w:r>
+        <w:proofErr w:type="spellEnd"/>
+        <w:r>
+          <w:rPr>
+            <w:rStyle w:val="Hipercze"/>
+          </w:rPr>
+          <w:t>/</w:t>
+        </w:r>
+        <w:proofErr w:type="spellStart"/>
+        <w:r>
+          <w:rPr>
+            <w:rStyle w:val="Hipercze"/>
+          </w:rPr>
+          <w:t>bibliotekasprawdzian</w:t>
+        </w:r>
+        <w:proofErr w:type="spellEnd"/>
+      </w:hyperlink>
       <w:bookmarkStart w:id="0" w:name="_GoBack"/>
       <w:bookmarkEnd w:id="0"/>
       <w:r>
+        <w:rPr>
+          <w:noProof/>
+          <w:lang w:eastAsia="pl-PL"/>
+        </w:rPr>
         <w:drawing>
           <wp:inline distT="0" distB="0" distL="0" distR="0" wp14:anchorId="259D5466" wp14:editId="349C2D81">
             <wp:extent cx="5760720" cy="3229457"/>
@@ -25,7 +53,7 @@
                     <pic:cNvPicPr/>
                   </pic:nvPicPr>
                   <pic:blipFill>
-                    <a:blip r:embed="rId8"/>
+                    <a:blip r:embed="rId9"/>
                     <a:stretch>
                       <a:fillRect/>
                     </a:stretch>
@@ -52,7 +80,7 @@
       </w:r>
     </w:p>
     <w:sectPr>
-      <w:headerReference w:type="default" r:id="rId9"/>
+      <w:headerReference w:type="default" r:id="rId10"/>
       <w:pgSz w:w="11906" w:h="16838"/>
       <w:pgMar w:top="1417" w:right="1417" w:bottom="1417" w:left="1417" w:header="708" w:footer="708" w:gutter="0"/>
       <w:cols w:space="708"/>
@@ -392,6 +420,18 @@
     <w:uiPriority w:val="99"/>
     <w:rsid w:val="00FD45F7"/>
   </w:style>
+  <w:style w:type="character" w:styleId="Hipercze">
+    <w:name w:val="Hyperlink"/>
+    <w:basedOn w:val="Domylnaczcionkaakapitu"/>
+    <w:uiPriority w:val="99"/>
+    <w:semiHidden/>
+    <w:unhideWhenUsed/>
+    <w:rsid w:val="00D80B0F"/>
+    <w:rPr>
+      <w:color w:val="0000FF"/>
+      <w:u w:val="single"/>
+    </w:rPr>
+  </w:style>
 </w:styles>
 </file>
 
@@ -655,6 +695,18 @@
     <w:link w:val="Stopka"/>
     <w:uiPriority w:val="99"/>
     <w:rsid w:val="00FD45F7"/>
+  </w:style>
+  <w:style w:type="character" w:styleId="Hipercze">
+    <w:name w:val="Hyperlink"/>
+    <w:basedOn w:val="Domylnaczcionkaakapitu"/>
+    <w:uiPriority w:val="99"/>
+    <w:semiHidden/>
+    <w:unhideWhenUsed/>
+    <w:rsid w:val="00D80B0F"/>
+    <w:rPr>
+      <w:color w:val="0000FF"/>
+      <w:u w:val="single"/>
+    </w:rPr>
   </w:style>
 </w:styles>
 </file>
@@ -949,7 +1001,7 @@
 </file>
 
 <file path=customXml/itemProps1.xml><?xml version="1.0" encoding="utf-8"?>
-<ds:datastoreItem xmlns:ds="http://schemas.openxmlformats.org/officeDocument/2006/customXml" ds:itemID="{E5D849FE-E103-4150-A0D9-43E7C3D045E3}">
+<ds:datastoreItem xmlns:ds="http://schemas.openxmlformats.org/officeDocument/2006/customXml" ds:itemID="{3C8A54C0-F57A-4F2F-892F-1364DF8E7FBE}">
   <ds:schemaRefs>
     <ds:schemaRef ds:uri="http://schemas.openxmlformats.org/officeDocument/2006/bibliography"/>
   </ds:schemaRefs>
